--- a/downloads/documents/04 Units/Unit 02 - Individual Growth and Life Readiness - Me, My Goals, My Money/Lesson 02.13 - The Skittles Market Game and Money Basics Quiz.docx
+++ b/downloads/documents/04 Units/Unit 02 - Individual Growth and Life Readiness - Me, My Goals, My Money/Lesson 02.13 - The Skittles Market Game and Money Basics Quiz.docx
@@ -343,7 +343,7 @@
         <w:t xml:space="preserve"> </w:t>
       </w:r>
       <w:r>
-        <w:t xml:space="preserve">for Turkish, Portuguese, and Spanish.</w:t>
+        <w:t xml:space="preserve">for Spanish.</w:t>
       </w:r>
     </w:p>
     <w:p>

--- a/downloads/documents/04 Units/Unit 02 - Individual Growth and Life Readiness - Me, My Goals, My Money/Lesson 02.13 - The Skittles Market Game and Money Basics Quiz.docx
+++ b/downloads/documents/04 Units/Unit 02 - Individual Growth and Life Readiness - Me, My Goals, My Money/Lesson 02.13 - The Skittles Market Game and Money Basics Quiz.docx
@@ -188,7 +188,7 @@
         <w:pStyle w:val="FirstParagraph"/>
       </w:pPr>
       <w:r>
-        <w:t xml:space="preserve">Note on the lines: the task asked for an FCL 4 line on fees or the cost of services. No line in FCL 4 names fees; 4. f) (the decision-making model for purchases) is the closest and is cited, since the game’s debrief is a decision about whether a fee is worth paying. The task also asked for a 3.3 consumer purchasing competency; the 3.3 competencies in the 3.0 text cover long-term planning (economy, credit, savings, transitions, estate, credit rating), none on purchasing, so 2.6.2 (module block) and 2.5.1 (module block) are cited instead. The Money Basics Quiz, given in the last 15 minutes, checks every line from Lessons 2.7 to 2.12; the quiz key lists them per item.</w:t>
+        <w:t xml:space="preserve">Note on the lines: the unit plan called for an FCL 4 line on fees or the cost of services. No line in FCL 4 names fees; 4. f) (the decision-making model for purchases) is the closest and is cited, since the game’s debrief is a decision about whether a fee is worth paying. The unit plan also called for a 3.3 consumer purchasing competency; the 3.3 competencies in the 3.0 text cover long-term planning (economy, credit, savings, transitions, estate, credit rating), none on purchasing, so 2.6.2 (module block) and 2.5.1 (module block) are cited instead. The Money Basics Quiz, given in the last 15 minutes, checks every line from Lessons 2.7 to 2.12; the quiz key lists them per item.</w:t>
       </w:r>
     </w:p>
     <w:p>

--- a/downloads/documents/04 Units/Unit 02 - Individual Growth and Life Readiness - Me, My Goals, My Money/Lesson 02.13 - The Skittles Market Game and Money Basics Quiz.docx
+++ b/downloads/documents/04 Units/Unit 02 - Individual Growth and Life Readiness - Me, My Goals, My Money/Lesson 02.13 - The Skittles Market Game and Money Basics Quiz.docx
@@ -1756,25 +1756,7 @@
         <w:pStyle w:val="FirstParagraph"/>
       </w:pPr>
       <w:r>
-        <w:t xml:space="preserve">Social studies: the game is a small economy; the social studies teacher can use the ledger data for a supply and scarcity lesson. Math: the house’s take per round as a percent of the room’s Skittles. ClassroomStreet: Lesson 2.14 opens with</w:t>
-      </w:r>
-      <w:r>
-        <w:t xml:space="preserve"> </w:t>
-      </w:r>
-      <w:r>
-        <w:t xml:space="preserve">“</w:t>
-      </w:r>
-      <w:r>
-        <w:t xml:space="preserve">commission free</w:t>
-      </w:r>
-      <w:r>
-        <w:t xml:space="preserve">”</w:t>
-      </w:r>
-      <w:r>
-        <w:t xml:space="preserve"> </w:t>
-      </w:r>
-      <w:r>
-        <w:t xml:space="preserve">trading apps and how they make money; this debrief is the setup.</w:t>
+        <w:t xml:space="preserve">Social studies: the game is a small economy; the social studies teacher can use the ledger data for a supply and scarcity lesson. Math: the house’s take per round as a percent of the room’s Skittles. The Gilded Age Market: Lesson 2.14 opens the paper market the next day, with $1,000 per investor and a savings bank that pays 3 percent a round; this debrief, on who gets paid on every trade, is the setup.</w:t>
       </w:r>
     </w:p>
     <w:p>
@@ -2046,7 +2028,7 @@
     <w:sectPr>
       <w:headerReference w:type="default" r:id="rId9"/>
       <w:pgSz w:w="12240" w:h="15840"/>
-      <w:pgMar w:top="1440" w:bottom="1440" w:left="1440" w:right="1440" w:header="504"/>
+      <w:pgMar w:top="1296" w:bottom="1296" w:left="1296" w:right="1296" w:header="504"/>
     </w:sectPr>
   </w:body>
 </w:document>
